--- a/templates/qr-mitarbeitererfassung.docx
+++ b/templates/qr-mitarbeitererfassung.docx
@@ -332,6 +332,7 @@
     <w:p>
       <w:pPr>
         <w:pStyle w:val="EC-Standard"/>
+        <w:jc w:val="center"/>
       </w:pPr>
       <w:r>
         <w:t xml:space="preserve">+++IMAGE qr+++</w:t>
@@ -340,6 +341,7 @@
     <w:p>
       <w:pPr>
         <w:pStyle w:val="EC-Standard"/>
+        <w:jc w:val="center"/>
         <w:rPr>
           <w:sz w:val="14"/>
           <w:szCs w:val="14"/>
